--- a/03-Communication-and-Teamwork/Meetings/Minutes/Team-Meetings/Meeting Minutes 2025-04-07 (Team).docx
+++ b/03-Communication-and-Teamwork/Meetings/Minutes/Team-Meetings/Meeting Minutes 2025-04-07 (Team).docx
@@ -55,7 +55,7 @@
         <w:tc>
           <w:tcPr>
             <w:tcW w:w="2952" w:type="dxa"/>
-            <w:shd w:val="clear" w:color="auto" w:fill="D9D9D9"/>
+            <w:shd w:val="clear" w:color="auto" w:fill="D9D9D9" w:themeFill="background1" w:themeFillShade="D9"/>
             <w:vAlign w:val="center"/>
           </w:tcPr>
           <w:p>
@@ -85,7 +85,7 @@
           <w:tcPr>
             <w:tcW w:w="7038" w:type="dxa"/>
             <w:gridSpan w:val="2"/>
-            <w:shd w:val="clear" w:color="auto" w:fill="D9D9D9"/>
+            <w:shd w:val="clear" w:color="auto" w:fill="D9D9D9" w:themeFill="background1" w:themeFillShade="D9"/>
             <w:vAlign w:val="center"/>
           </w:tcPr>
           <w:p>
@@ -113,7 +113,7 @@
         <w:tc>
           <w:tcPr>
             <w:tcW w:w="2952" w:type="dxa"/>
-            <w:shd w:val="clear" w:color="auto" w:fill="D9D9D9"/>
+            <w:shd w:val="clear" w:color="auto" w:fill="D9D9D9" w:themeFill="background1" w:themeFillShade="D9"/>
             <w:vAlign w:val="center"/>
           </w:tcPr>
           <w:p>
@@ -136,7 +136,7 @@
           <w:tcPr>
             <w:tcW w:w="7038" w:type="dxa"/>
             <w:gridSpan w:val="2"/>
-            <w:shd w:val="clear" w:color="auto" w:fill="D9D9D9"/>
+            <w:shd w:val="clear" w:color="auto" w:fill="D9D9D9" w:themeFill="background1" w:themeFillShade="D9"/>
             <w:vAlign w:val="center"/>
           </w:tcPr>
           <w:p>
@@ -162,7 +162,7 @@
         <w:tc>
           <w:tcPr>
             <w:tcW w:w="2952" w:type="dxa"/>
-            <w:shd w:val="clear" w:color="auto" w:fill="D9D9D9"/>
+            <w:shd w:val="clear" w:color="auto" w:fill="D9D9D9" w:themeFill="background1" w:themeFillShade="D9"/>
             <w:vAlign w:val="center"/>
           </w:tcPr>
           <w:p>
@@ -192,7 +192,7 @@
           <w:tcPr>
             <w:tcW w:w="7038" w:type="dxa"/>
             <w:gridSpan w:val="2"/>
-            <w:shd w:val="clear" w:color="auto" w:fill="D9D9D9"/>
+            <w:shd w:val="clear" w:color="auto" w:fill="D9D9D9" w:themeFill="background1" w:themeFillShade="D9"/>
             <w:vAlign w:val="center"/>
           </w:tcPr>
           <w:p>
@@ -268,6 +268,7 @@
               <w:rPr>
                 <w:rFonts w:ascii="Calibri" w:hAnsi="Calibri" w:cs="Calibri"/>
                 <w:b/>
+                <w:bCs/>
               </w:rPr>
             </w:pPr>
             <w:r>
@@ -290,7 +291,7 @@
               <w:rPr>
                 <w:rFonts w:ascii="Calibri" w:hAnsi="Calibri" w:cs="Calibri"/>
               </w:rPr>
-              <w:t>Voice Call</w:t>
+              <w:t>Online (Discord)</w:t>
             </w:r>
           </w:p>
         </w:tc>
@@ -1227,7 +1228,6 @@
           <w:rFonts w:ascii="Calibri" w:hAnsi="Calibri" w:cs="Calibri"/>
           <w:b/>
         </w:rPr>
-        <w:lastRenderedPageBreak/>
         <w:t>Agenda</w:t>
       </w:r>
     </w:p>
@@ -3247,7 +3247,6 @@
           <w:rFonts w:ascii="Calibri" w:hAnsi="Calibri" w:cs="Calibri"/>
           <w:b/>
         </w:rPr>
-        <w:lastRenderedPageBreak/>
         <w:t>Summary of Action Items</w:t>
       </w:r>
     </w:p>
@@ -3843,65 +3842,8 @@
           </w:p>
         </w:tc>
       </w:tr>
-      <w:tr>
-        <w:tc>
-          <w:tcPr>
-            <w:tcW w:w="9990" w:type="dxa"/>
-            <w:gridSpan w:val="3"/>
-            <w:vAlign w:val="center"/>
-          </w:tcPr>
-          <w:p>
-            <w:pPr>
-              <w:rPr>
-                <w:rFonts w:ascii="Calibri" w:hAnsi="Calibri" w:cs="Calibri"/>
-                <w:i/>
-              </w:rPr>
-            </w:pPr>
-            <w:r>
-              <w:rPr>
-                <w:rFonts w:ascii="Calibri" w:hAnsi="Calibri" w:cs="Calibri"/>
-                <w:i/>
-              </w:rPr>
-              <w:t>Action Items to be discussed in the next meeting:</w:t>
-            </w:r>
-          </w:p>
-        </w:tc>
-      </w:tr>
-      <w:tr>
-        <w:tc>
-          <w:tcPr>
-            <w:tcW w:w="540" w:type="dxa"/>
-            <w:vAlign w:val="center"/>
-          </w:tcPr>
-          <w:p>
-            <w:pPr>
-              <w:numPr>
-                <w:ilvl w:val="0"/>
-                <w:numId w:val="17"/>
-              </w:numPr>
-              <w:ind w:left="245" w:hanging="202"/>
-              <w:rPr>
-                <w:rFonts w:ascii="Calibri" w:hAnsi="Calibri" w:cs="Calibri"/>
-              </w:rPr>
-            </w:pPr>
-          </w:p>
-        </w:tc>
-        <w:tc>
-          <w:tcPr>
-            <w:tcW w:w="9450" w:type="dxa"/>
-            <w:gridSpan w:val="2"/>
-            <w:vAlign w:val="center"/>
-          </w:tcPr>
-          <w:p>
-            <w:pPr>
-              <w:rPr>
-                <w:rFonts w:ascii="Calibri" w:hAnsi="Calibri" w:cs="Calibri"/>
-              </w:rPr>
-            </w:pPr>
-          </w:p>
-        </w:tc>
-      </w:tr>
     </w:tbl>
+    <w:p/>
     <w:p>
       <w:pPr>
         <w:rPr>
@@ -4148,7 +4090,7 @@
           <v:path o:extrusionok="f" gradientshapeok="t" o:connecttype="rect"/>
           <o:lock v:ext="edit" aspectratio="t"/>
         </v:shapetype>
-        <v:shape id="_x0000_s1025" type="#_x0000_t75" style="position:absolute;left:0;text-align:left;margin-left:-57.65pt;margin-top:-35.55pt;width:610.4pt;height:100.2pt;z-index:251657728">
+        <v:shape id="_x0000_s1025" type="#_x0000_t75" style="position:absolute;left:0;text-align:left;margin-left:-57.65pt;margin-top:-35.55pt;width:610.4pt;height:100.2pt;z-index:251658240">
           <v:imagedata r:id="rId1" o:title="Untitled-4"/>
           <w10:wrap type="square"/>
         </v:shape>
@@ -7135,16 +7077,7 @@
     <w:name w:val="Table Grid"/>
     <w:basedOn w:val="TableNormal"/>
     <w:rsid w:val="00076A72"/>
-    <w:tblPr>
-      <w:tblBorders>
-        <w:top w:val="single" w:sz="4" w:space="0" w:color="auto"/>
-        <w:left w:val="single" w:sz="4" w:space="0" w:color="auto"/>
-        <w:bottom w:val="single" w:sz="4" w:space="0" w:color="auto"/>
-        <w:right w:val="single" w:sz="4" w:space="0" w:color="auto"/>
-        <w:insideH w:val="single" w:sz="4" w:space="0" w:color="auto"/>
-        <w:insideV w:val="single" w:sz="4" w:space="0" w:color="auto"/>
-      </w:tblBorders>
-    </w:tblPr>
+    <w:tblPr/>
   </w:style>
   <w:style w:type="paragraph" w:styleId="BalloonText">
     <w:name w:val="Balloon Text"/>

--- a/03-Communication-and-Teamwork/Meetings/Minutes/Team-Meetings/Meeting Minutes 2025-04-07 (Team).docx
+++ b/03-Communication-and-Teamwork/Meetings/Minutes/Team-Meetings/Meeting Minutes 2025-04-07 (Team).docx
@@ -2,13 +2,6 @@
 <file path=word/document.xml><?xml version="1.0" encoding="utf-8"?>
 <w:document xmlns:wpc="http://schemas.microsoft.com/office/word/2010/wordprocessingCanvas" xmlns:cx="http://schemas.microsoft.com/office/drawing/2014/chartex" xmlns:cx1="http://schemas.microsoft.com/office/drawing/2015/9/8/chartex" xmlns:cx2="http://schemas.microsoft.com/office/drawing/2015/10/21/chartex" xmlns:cx3="http://schemas.microsoft.com/office/drawing/2016/5/9/chartex" xmlns:cx4="http://schemas.microsoft.com/office/drawing/2016/5/10/chartex" xmlns:cx5="http://schemas.microsoft.com/office/drawing/2016/5/11/chartex" xmlns:cx6="http://schemas.microsoft.com/office/drawing/2016/5/12/chartex" xmlns:cx7="http://schemas.microsoft.com/office/drawing/2016/5/13/chartex" xmlns:cx8="http://schemas.microsoft.com/office/drawing/2016/5/14/chartex" xmlns:mc="http://schemas.openxmlformats.org/markup-compatibility/2006" xmlns:aink="http://schemas.microsoft.com/office/drawing/2016/ink" xmlns:am3d="http://schemas.microsoft.com/office/drawing/2017/model3d" xmlns:o="urn:schemas-microsoft-com:office:office" xmlns:oel="http://schemas.microsoft.com/office/2019/extlst" xmlns:r="http://schemas.openxmlformats.org/officeDocument/2006/relationships" xmlns:m="http://schemas.openxmlformats.org/officeDocument/2006/math" xmlns:v="urn:schemas-microsoft-com:vml" xmlns:wp14="http://schemas.microsoft.com/office/word/2010/wordprocessingDrawing" xmlns:wp="http://schemas.openxmlformats.org/drawingml/2006/wordprocessingDrawing" xmlns:w10="urn:schemas-microsoft-com:office:word" xmlns:w="http://schemas.openxmlformats.org/wordprocessingml/2006/main" xmlns:w14="http://schemas.microsoft.com/office/word/2010/wordml" xmlns:w15="http://schemas.microsoft.com/office/word/2012/wordml" xmlns:w16cex="http://schemas.microsoft.com/office/word/2018/wordml/cex" xmlns:w16cid="http://schemas.microsoft.com/office/word/2016/wordml/cid" xmlns:w16="http://schemas.microsoft.com/office/word/2018/wordml" xmlns:w16du="http://schemas.microsoft.com/office/word/2023/wordml/word16du" xmlns:w16sdtdh="http://schemas.microsoft.com/office/word/2020/wordml/sdtdatahash" xmlns:w16sdtfl="http://schemas.microsoft.com/office/word/2024/wordml/sdtformatlock" xmlns:w16se="http://schemas.microsoft.com/office/word/2015/wordml/symex" xmlns:wpg="http://schemas.microsoft.com/office/word/2010/wordprocessingGroup" xmlns:wpi="http://schemas.microsoft.com/office/word/2010/wordprocessingInk" xmlns:wne="http://schemas.microsoft.com/office/word/2006/wordml" xmlns:wps="http://schemas.microsoft.com/office/word/2010/wordprocessingShape" mc:Ignorable="w14 w15 w16se w16cid w16 w16cex w16sdtdh w16sdtfl w16du wp14">
   <w:body>
-    <w:p>
-      <w:pPr>
-        <w:rPr>
-          <w:rFonts w:ascii="Calibri" w:hAnsi="Calibri" w:cs="Calibri"/>
-        </w:rPr>
-      </w:pPr>
-    </w:p>
     <w:p>
       <w:pPr>
         <w:jc w:val="center"/>
@@ -291,7 +284,7 @@
               <w:rPr>
                 <w:rFonts w:ascii="Calibri" w:hAnsi="Calibri" w:cs="Calibri"/>
               </w:rPr>
-              <w:t>Online (Discord)</w:t>
+              <w:t>Online</w:t>
             </w:r>
           </w:p>
         </w:tc>
@@ -479,7 +472,14 @@
                 <w:rFonts w:ascii="Calibri" w:hAnsi="Calibri" w:cs="Calibri"/>
                 <w:bCs/>
               </w:rPr>
-              <w:t>1.0</w:t>
+              <w:t>1.</w:t>
+            </w:r>
+            <w:r>
+              <w:rPr>
+                <w:rFonts w:ascii="Calibri" w:hAnsi="Calibri" w:cs="Calibri"/>
+                <w:bCs/>
+              </w:rPr>
+              <w:t>1</w:t>
             </w:r>
           </w:p>
         </w:tc>
@@ -1228,6 +1228,7 @@
           <w:rFonts w:ascii="Calibri" w:hAnsi="Calibri" w:cs="Calibri"/>
           <w:b/>
         </w:rPr>
+        <w:lastRenderedPageBreak/>
         <w:t>Agenda</w:t>
       </w:r>
     </w:p>
@@ -2231,19 +2232,11 @@
                 <w:rFonts w:ascii="Calibri" w:hAnsi="Calibri" w:cs="Calibri"/>
               </w:rPr>
             </w:pPr>
-            <w:proofErr w:type="spellStart"/>
-            <w:r>
-              <w:rPr>
-                <w:rFonts w:ascii="Calibri" w:hAnsi="Calibri" w:cs="Calibri"/>
-              </w:rPr>
-              <w:t>Zaf</w:t>
-            </w:r>
-            <w:proofErr w:type="spellEnd"/>
-            <w:r>
-              <w:rPr>
-                <w:rFonts w:ascii="Calibri" w:hAnsi="Calibri" w:cs="Calibri"/>
-              </w:rPr>
-              <w:t>, Charmi</w:t>
+            <w:r>
+              <w:rPr>
+                <w:rFonts w:ascii="Calibri" w:hAnsi="Calibri" w:cs="Calibri"/>
+              </w:rPr>
+              <w:t>Zaf, Charmi</w:t>
             </w:r>
           </w:p>
         </w:tc>
@@ -2395,16 +2388,8 @@
               <w:rPr>
                 <w:rFonts w:ascii="Calibri" w:hAnsi="Calibri" w:cs="Calibri"/>
               </w:rPr>
-              <w:t xml:space="preserve">Nathan, Win, </w:t>
-            </w:r>
-            <w:proofErr w:type="spellStart"/>
-            <w:r>
-              <w:rPr>
-                <w:rFonts w:ascii="Calibri" w:hAnsi="Calibri" w:cs="Calibri"/>
-              </w:rPr>
-              <w:t>Zaf</w:t>
-            </w:r>
-            <w:proofErr w:type="spellEnd"/>
+              <w:t>Nathan, Win, Zaf</w:t>
+            </w:r>
           </w:p>
         </w:tc>
         <w:tc>
@@ -2703,19 +2688,11 @@
                 <w:rFonts w:ascii="Calibri" w:hAnsi="Calibri" w:cs="Calibri"/>
               </w:rPr>
             </w:pPr>
-            <w:proofErr w:type="spellStart"/>
-            <w:r>
-              <w:rPr>
-                <w:rFonts w:ascii="Calibri" w:hAnsi="Calibri" w:cs="Calibri"/>
-              </w:rPr>
-              <w:t>Zaf</w:t>
-            </w:r>
-            <w:proofErr w:type="spellEnd"/>
-            <w:r>
-              <w:rPr>
-                <w:rFonts w:ascii="Calibri" w:hAnsi="Calibri" w:cs="Calibri"/>
-              </w:rPr>
-              <w:t>, Thomas</w:t>
+            <w:r>
+              <w:rPr>
+                <w:rFonts w:ascii="Calibri" w:hAnsi="Calibri" w:cs="Calibri"/>
+              </w:rPr>
+              <w:t>Zaf, Thomas</w:t>
             </w:r>
           </w:p>
         </w:tc>
@@ -3247,6 +3224,7 @@
           <w:rFonts w:ascii="Calibri" w:hAnsi="Calibri" w:cs="Calibri"/>
           <w:b/>
         </w:rPr>
+        <w:lastRenderedPageBreak/>
         <w:t>Summary of Action Items</w:t>
       </w:r>
     </w:p>
